--- a/docs/resources/conbio/case_convos/case_study_rubric.docx
+++ b/docs/resources/conbio/case_convos/case_study_rubric.docx
@@ -12,10 +12,10 @@
     </w:p>
     <w:p>
       <w:pPr>
-        <w:pStyle w:val="Author"/>
-      </w:pPr>
-      <w:r>
-        <w:t xml:space="preserve">Dr. Alicia M. Rich</w:t>
+        <w:pStyle w:val="Subtitle"/>
+      </w:pPr>
+      <w:r>
+        <w:t xml:space="preserve">Conservation Biology</w:t>
       </w:r>
     </w:p>
     <w:p>
